--- a/2026/KrDzU2026poz53.docx
+++ b/2026/KrDzU2026poz53.docx
@@ -3548,7 +3548,7 @@
         <w:sz w:val="18"/>
         <w:szCs w:val="18"/>
       </w:rPr>
-      <w:t>Sekretariat Rady Lordów</w:t>
+      <w:t>Pałac Krula Multikont</w:t>
     </w:r>
     <w:r>
       <w:rPr>
